--- a/az/scientists/CV/Word/Kalantar_Khalil_CV_AZ.docx
+++ b/az/scientists/CV/Word/Kalantar_Khalil_CV_AZ.docx
@@ -377,7 +377,7 @@
           <w:sz w:val="21"/>
           <w:szCs w:val="21"/>
         </w:rPr>
-        <w:t>Xəlil Kələntər Global Optical Solutions &amp; Kepler-də baş tədqiqatçı və tərtibatçıdır. CV-də 1980-ci ildə elektronika mühəndisliyi üzrə bakalavr və Yaponiyada növbəti dərəcələr göstərilir: 1984-cü ildə Toyohashi Texnologiya Universitetində magistr, 1987-ci ildə Naqoya Universitetində doktorantura və 2003-cü ildə Tohoku Universitetində doktorantura. Həmçinin birinci PhD-nin Toyohashi Texnologiya Universitetindən, ikincinin Tohoku Universitetindən olduğu yazılıb. 1995-ci ildən işi maye kristal displeylər üçün optik cihazlara, o cümlədən işıqötürən lövhələrə aiddir. CV-də 96-dan çox məqalə, 100-ə yaxın patent, yapon dilində üç kitab və 15-dən çox kitab fəsli qeyd olunur.</w:t>
+        <w:t>Xəlil Kələntər Global Optical Solutions &amp; Kepler-də baş tədqiqatçı və tərtibatçıdır. 1980-ci ildə elektronika mühəndisliyi üzrə bakalavr və Yaponiyada növbəti dərəcələr göstərilir: 1984-cü ildə Toyohashi Texnologiya Universitetində magistr, 1987-ci ildə Naqoya Universitetində doktorantura və 2003-cü ildə Tohoku Universitetində doktorantura. Həmçinin birinci PhD-nin Toyohashi Texnologiya Universitetindən, ikincinin Tohoku Universitetindən olduğu yazılıb. 1995-ci ildən işi maye kristal displeylər üçün optik cihazlara, o cümlədən işıqötürən lövhələrə aiddir. 96-dan çox məqalə, 100-ə yaxın patent, yapon dilində üç kitab və 15-dən çox kitab fəsli qeyd olunur.</w:t>
       </w:r>
     </w:p>
     <w:p>
@@ -1778,7 +1778,7 @@
                 <w:sz w:val="21"/>
                 <w:szCs w:val="21"/>
               </w:rPr>
-              <w:t>CV</w:t>
+              <w:t>Özü tərəfindən</w:t>
             </w:r>
           </w:p>
         </w:tc>
@@ -1882,7 +1882,7 @@
                 <w:sz w:val="21"/>
                 <w:szCs w:val="21"/>
               </w:rPr>
-              <w:t>CV</w:t>
+              <w:t>Özü tərəfindən</w:t>
             </w:r>
           </w:p>
         </w:tc>
@@ -1986,7 +1986,7 @@
                 <w:sz w:val="21"/>
                 <w:szCs w:val="21"/>
               </w:rPr>
-              <w:t>CV</w:t>
+              <w:t>Özü tərəfindən</w:t>
             </w:r>
           </w:p>
         </w:tc>
@@ -2090,7 +2090,7 @@
                 <w:sz w:val="21"/>
                 <w:szCs w:val="21"/>
               </w:rPr>
-              <w:t>CV</w:t>
+              <w:t>Özü tərəfindən</w:t>
             </w:r>
           </w:p>
         </w:tc>
